--- a/packages/document-engine/templates/fire/1.5_fire_decision_technician.docx
+++ b/packages/document-engine/templates/fire/1.5_fire_decision_technician.docx
@@ -183,7 +183,7 @@
           <w:szCs w:val="20"/>
           <w:lang w:val="ro-RO"/>
         </w:rPr>
-        <w:t>Modul de îndeplinire a atribuțiilor de cadru tehnic cu atribuții în domeniul apărării împotriva incendiilor pentru {{client.legalName}}, astfel:</w:t>
+        <w:t xml:space="preserve">Modul de îndeplinire a atribuțiilor de cadru tehnic în domeniul apărării împotriva incendiilor pentru {{client.legalName}}, astfel:</w:t>
       </w:r>
     </w:p>
     <w:p>
@@ -215,7 +215,7 @@
           <w:szCs w:val="20"/>
           <w:lang w:val="ro-RO"/>
         </w:rPr>
-        <w:t>{{client.legalName}}, care nu se încadrează în criteriile prevăzute de Legea 307/2006 – art. 12 alin. (2), încheie, conform Legii 307/2006 – art. 12 alin. (3), contract de prestări servicii cu {{provider.legalName}}{{#fireSafetyTechnician.authorization}}, persoană juridică autorizată să îndeplinească atribuții de cadru tehnic în condițiile Legii 307/2006 – art. 12</w:t>
+        <w:t xml:space="preserve">{{client.legalName}}, care nu se încadrează în criteriile prevăzute de Legea 307/2006 – art. 12 alin. (2), încheie, conform Legii 307/2006 – art. 12 alin. (3), contract de prestări de servicii cu {{provider.legalName}}{{#fireSafetyTechnician.authorization}}, persoană juridică autorizată să îndeplinească atribuții de cadru tehnic în condițiile Legii 307/2006 – art. 12</w:t>
       </w:r>
       <w:r>
         <w:rPr>
@@ -244,7 +244,7 @@
           <w:szCs w:val="20"/>
           <w:lang w:val="ro-RO"/>
         </w:rPr>
-        <w:t>, prin autorizația {{fireSafetyTechnician.authorization}}{{/fireSafetyTechnician.authorization}}, pentru îndeplinirea atribuțiilor de cadru tehnic cu atribuții în domeniul apărării împotriva incendiilor.</w:t>
+        <w:t xml:space="preserve">, prin autorizația {{fireSafetyTechnician.authorization}}{{/fireSafetyTechnician.authorization}}, pentru îndeplinirea atribuțiilor de cadru tehnic în domeniul apărării împotriva incendiilor.</w:t>
       </w:r>
     </w:p>
     <w:p>
@@ -276,7 +276,7 @@
           <w:szCs w:val="20"/>
           <w:lang w:val="ro-RO"/>
         </w:rPr>
-        <w:t>Atribuțiile de cadru tehnic se îndeplinesc, din partea {{provider.legalName}}, de {{fireSafetyTechnician.name}}, cadru tehnic cu atribuții în domeniul apărării împotriva incendiilor, titular al certificatului {{fireSafetyTechnician.certificate}}, a cărui copie este anexată contractului de prestări servicii.</w:t>
+        <w:t xml:space="preserve">Atribuțiile de cadru tehnic se îndeplinesc, din partea {{provider.legalName}}, de {{fireSafetyTechnician.name}}, cadru tehnic cu atribuții în domeniul apărării împotriva incendiilor, titular al certificatului {{fireSafetyTechnician.certificate}}, a cărui copie este anexată contractului de prestări de servicii.</w:t>
       </w:r>
     </w:p>
     <w:p>
@@ -308,7 +308,7 @@
           <w:szCs w:val="20"/>
           <w:lang w:val="ro-RO"/>
         </w:rPr>
-        <w:t>Activitatea cadrului tehnic se desfășoară în limitele stabilite de Legea 307/2006 – art. 27 și de certificatul de cadru tehnic. Obligațiile principale ale cadrului tehnic, prevăzute la art. 27 alin. (1), sunt redate în anexa prezentei decizii.</w:t>
+        <w:t xml:space="preserve">Activitatea cadrului tehnic se desfășoară în limitele stabilite de Legea 307/2006 – art. 27 și de certificatul de cadru tehnic. Obligațiile principale ale cadrului tehnic, prevăzute la art. 27 alin. (1), sunt redate în anexa la prezenta decizie.</w:t>
       </w:r>
     </w:p>
     <w:p>
